--- a/general/Shayan's Resume - Workday.docx
+++ b/general/Shayan's Resume - Workday.docx
@@ -32,7 +32,7 @@
         <w:rPr>
           <w:rtl w:val="0"/>
         </w:rPr>
-        <w:t xml:space="preserve">Phone: (510) 738-8155 |</w:t>
+        <w:t xml:space="preserve">Mobile Phone: (510) 738-8155 |</w:t>
       </w:r>
     </w:p>
     <w:p>
@@ -479,7 +479,19 @@
         <w:rPr>
           <w:rtl w:val="0"/>
         </w:rPr>
-        <w:t xml:space="preserve">Expected Graduation Date: December 2027</w:t>
+        <w:t xml:space="preserve">From: September 2024</w:t>
+      </w:r>
+    </w:p>
+    <w:p>
+      <w:pPr>
+        <w:spacing w:after="0" w:before="0" w:lineRule="auto"/>
+        <w:rPr/>
+      </w:pPr>
+      <w:r>
+        <w:rPr>
+          <w:rtl w:val="0"/>
+        </w:rPr>
+        <w:t xml:space="preserve">To: December 2027</w:t>
       </w:r>
     </w:p>
     <w:p>
@@ -526,66 +538,30 @@
         <w:rPr>
           <w:rtl w:val="0"/>
         </w:rPr>
-        <w:t xml:space="preserve">TECHNICAL SKILLS</w:t>
-      </w:r>
-    </w:p>
-    <w:p>
-      <w:pPr>
-        <w:spacing w:after="0" w:before="0" w:lineRule="auto"/>
-        <w:rPr/>
-      </w:pPr>
-      <w:r>
-        <w:rPr>
-          <w:rtl w:val="0"/>
-        </w:rPr>
-      </w:r>
-    </w:p>
-    <w:p>
-      <w:pPr>
-        <w:spacing w:after="0" w:before="0" w:lineRule="auto"/>
-        <w:rPr/>
-      </w:pPr>
-      <w:r>
-        <w:rPr>
-          <w:rtl w:val="0"/>
-        </w:rPr>
-        <w:t xml:space="preserve">Languages: C++, Python, Java, JavaScript, SQL</w:t>
-      </w:r>
-    </w:p>
-    <w:p>
-      <w:pPr>
-        <w:spacing w:after="0" w:before="0" w:lineRule="auto"/>
-        <w:rPr/>
-      </w:pPr>
-      <w:r>
-        <w:rPr>
-          <w:rtl w:val="0"/>
-        </w:rPr>
-        <w:t xml:space="preserve">Frameworks &amp; Tools: React.js, Node.js, Spring Boot, FastAPI, Docker, Linux, Qt, Git, Vercel, CI/CD</w:t>
-      </w:r>
-    </w:p>
-    <w:p>
-      <w:pPr>
-        <w:spacing w:after="0" w:before="0" w:lineRule="auto"/>
-        <w:rPr/>
-      </w:pPr>
-      <w:r>
-        <w:rPr>
-          <w:rtl w:val="0"/>
-        </w:rPr>
-        <w:t xml:space="preserve">Cloud &amp; Data: AWS (EC2, S3, Bedrock), PostgreSQL, DynamoDB, ChromaDB</w:t>
-      </w:r>
-    </w:p>
-    <w:p>
-      <w:pPr>
-        <w:spacing w:after="0" w:before="0" w:lineRule="auto"/>
-        <w:rPr/>
-      </w:pPr>
-      <w:r>
-        <w:rPr>
-          <w:rtl w:val="0"/>
-        </w:rPr>
-        <w:t xml:space="preserve">AI / ML &amp; Dev Tools: RAG, MCP, NLP, LLMs, Ollama, Pandas, Qiskit, topic modeling (BERTopic, LDA, NMF); Claude Code, ChatGPT</w:t>
+        <w:t xml:space="preserve">SKILLS</w:t>
+      </w:r>
+    </w:p>
+    <w:p>
+      <w:pPr>
+        <w:spacing w:after="0" w:before="0" w:lineRule="auto"/>
+        <w:rPr/>
+      </w:pPr>
+      <w:r>
+        <w:rPr>
+          <w:rtl w:val="0"/>
+        </w:rPr>
+      </w:r>
+    </w:p>
+    <w:p>
+      <w:pPr>
+        <w:spacing w:after="0" w:before="0" w:lineRule="auto"/>
+        <w:rPr/>
+      </w:pPr>
+      <w:r>
+        <w:rPr>
+          <w:rtl w:val="0"/>
+        </w:rPr>
+        <w:t xml:space="preserve">C++, Python, Java, JavaScript, SQL, React.js, Node.js, Spring Boot, FastAPI, Docker, Linux, Qt, Git, Vercel, CI/CD, AWS (EC2, S3, Bedrock), PostgreSQL, DynamoDB, ChromaDB, AI/ML, RAG, MCP, NLP, LLMs, Ollama, Pandas, Qiskit, topic modeling (BERTopic, LDA, NMF); Claude Code, ChatGPT</w:t>
       </w:r>
     </w:p>
     <w:p>

--- a/general/Shayan's Resume - Workday.docx
+++ b/general/Shayan's Resume - Workday.docx
@@ -21,18 +21,18 @@
         <w:rPr>
           <w:rtl w:val="0"/>
         </w:rPr>
-        <w:t xml:space="preserve">Address: Fremont, CA |</w:t>
-      </w:r>
-    </w:p>
-    <w:p>
-      <w:pPr>
-        <w:rPr/>
-      </w:pPr>
-      <w:r>
-        <w:rPr>
-          <w:rtl w:val="0"/>
-        </w:rPr>
-        <w:t xml:space="preserve">Mobile Phone: (510) 738-8155 |</w:t>
+        <w:t xml:space="preserve">Address: Fremont, CA</w:t>
+      </w:r>
+    </w:p>
+    <w:p>
+      <w:pPr>
+        <w:rPr/>
+      </w:pPr>
+      <w:r>
+        <w:rPr>
+          <w:rtl w:val="0"/>
+        </w:rPr>
+        <w:t xml:space="preserve">Mobile Phone: (510) 738-8155</w:t>
       </w:r>
     </w:p>
     <w:p>
@@ -148,7 +148,7 @@
         <w:rPr>
           <w:rtl w:val="0"/>
         </w:rPr>
-        <w:t xml:space="preserve">Fremont, California`</w:t>
+        <w:t xml:space="preserve">Fremont, California</w:t>
       </w:r>
     </w:p>
     <w:p>
@@ -479,19 +479,7 @@
         <w:rPr>
           <w:rtl w:val="0"/>
         </w:rPr>
-        <w:t xml:space="preserve">From: September 2024</w:t>
-      </w:r>
-    </w:p>
-    <w:p>
-      <w:pPr>
-        <w:spacing w:after="0" w:before="0" w:lineRule="auto"/>
-        <w:rPr/>
-      </w:pPr>
-      <w:r>
-        <w:rPr>
-          <w:rtl w:val="0"/>
-        </w:rPr>
-        <w:t xml:space="preserve">To: December 2027</w:t>
+        <w:t xml:space="preserve">From: September 2024 To: December 2027</w:t>
       </w:r>
     </w:p>
     <w:p>

--- a/general/Shayan's Resume - Workday.docx
+++ b/general/Shayan's Resume - Workday.docx
@@ -183,7 +183,7 @@
         <w:rPr>
           <w:rtl w:val="0"/>
         </w:rPr>
-        <w:t xml:space="preserve">As the sole developer on a four-person founding team, I am building the full-stack jewelry e-commerce platform end-to-end ahead of launch. I ship features rapidly using AI-assisted development with Claude Code to accelerate coding, refactoring, and debugging while reviewing and validating all generated output, and I translate co-founder stakeholder feedback into data models, API contracts, and component architecture for the platform. The application pairs a responsive React.js and Node.js frontend with Java Spring Boot RESTful services and a PostgreSQL database, deployed on AWS EC2 with AWS S3 used for secure, cloud-based product image storage.</w:t>
+        <w:t xml:space="preserve">As the sole developer on a four-person founding team, I'm building a full-stack jewelry e-commerce platform end-to-end across six planned development phases, currently pre-launch. I translate my co-founders' stakeholder feedback into data models, REST API contracts, and component architecture, work that has so far spanned 9 database migrations and 30+ API endpoints. The platform pairs a responsive React frontend with Java Spring Boot REST services and a PostgreSQL database on AWS RDS, deployed across five AWS services, EC2, RDS, S3, CloudFront, and Cognito, with CI/CD auto-deployment through GitHub Actions. I integrated Stripe for PCI-compliant checkout, automated sales-tax collection, and webhook-driven order fulfillment, and implemented AWS Cognito authentication with separate customer and admin roles. I also authored a blog post on human oversight of AI coding tools and safe data-migration practices, prompted by a production migration incident during deployment.</w:t>
       </w:r>
     </w:p>
     <w:p>

--- a/general/Shayan's Resume - Workday.docx
+++ b/general/Shayan's Resume - Workday.docx
@@ -549,7 +549,7 @@
         <w:rPr>
           <w:rtl w:val="0"/>
         </w:rPr>
-        <w:t xml:space="preserve">C++, Python, Java, JavaScript, SQL, React.js, Node.js, Spring Boot, FastAPI, Docker, Linux, Qt, Git, Vercel, CI/CD, AWS (EC2, S3, Bedrock), PostgreSQL, DynamoDB, ChromaDB, AI/ML, RAG, MCP, NLP, LLMs, Ollama, Pandas, Qiskit, topic modeling (BERTopic, LDA, NMF); Claude Code, ChatGPT</w:t>
+        <w:t xml:space="preserve">C++, Python, Java, React.js, Node.js, Spring Boot, FastAPI, Docker, Linux, Qt, Git, Vercel, CI/CD, AWS (EC2, S3, Bedrock), PostgreSQL, DynamoDB, ChromaDB, AI/ML, RAG, MCP, NLP, LLMs, Ollama, Pandas, Qiskit, topic modeling (BERTopic, LDA, NMF); Claude Code, ChatGPT</w:t>
       </w:r>
     </w:p>
     <w:p>

--- a/general/Shayan's Resume - Workday.docx
+++ b/general/Shayan's Resume - Workday.docx
@@ -4,6 +4,7 @@
   <w:body>
     <w:p>
       <w:pPr>
+        <w:spacing w:after="0" w:before="0" w:lineRule="auto"/>
         <w:rPr/>
       </w:pPr>
       <w:r>
@@ -15,6 +16,7 @@
     </w:p>
     <w:p>
       <w:pPr>
+        <w:spacing w:after="0" w:before="0" w:lineRule="auto"/>
         <w:rPr/>
       </w:pPr>
       <w:r>
@@ -26,6 +28,7 @@
     </w:p>
     <w:p>
       <w:pPr>
+        <w:spacing w:after="0" w:before="0" w:lineRule="auto"/>
         <w:rPr/>
       </w:pPr>
       <w:r>
@@ -37,6 +40,7 @@
     </w:p>
     <w:p>
       <w:pPr>
+        <w:spacing w:after="0" w:before="0" w:lineRule="auto"/>
         <w:rPr/>
       </w:pPr>
       <w:r>
@@ -48,17 +52,19 @@
     </w:p>
     <w:p>
       <w:pPr>
-        <w:rPr/>
-      </w:pPr>
-      <w:r>
-        <w:rPr>
-          <w:rtl w:val="0"/>
-        </w:rPr>
-        <w:t xml:space="preserve">Portfolio: https://shayan-poigai.vercel.app/</w:t>
-      </w:r>
-    </w:p>
-    <w:p>
-      <w:pPr>
+        <w:spacing w:after="0" w:before="0" w:lineRule="auto"/>
+        <w:rPr/>
+      </w:pPr>
+      <w:r>
+        <w:rPr>
+          <w:rtl w:val="0"/>
+        </w:rPr>
+        <w:t xml:space="preserve">Portfolio: https://shayanpoigai.dev/</w:t>
+      </w:r>
+    </w:p>
+    <w:p>
+      <w:pPr>
+        <w:spacing w:after="0" w:before="0" w:lineRule="auto"/>
         <w:rPr/>
       </w:pPr>
       <w:r>
@@ -70,7 +76,7 @@
     </w:p>
     <w:p>
       <w:pPr>
-        <w:spacing w:after="160" w:lineRule="auto"/>
+        <w:spacing w:after="0" w:before="0" w:lineRule="auto"/>
         <w:rPr/>
       </w:pPr>
       <w:r>
@@ -165,6 +171,7 @@
     </w:p>
     <w:p>
       <w:pPr>
+        <w:spacing w:after="0" w:before="0" w:lineRule="auto"/>
         <w:rPr/>
       </w:pPr>
       <w:r>
@@ -176,30 +183,125 @@
     </w:p>
     <w:p>
       <w:pPr>
-        <w:spacing w:after="0" w:before="0" w:lineRule="auto"/>
-        <w:rPr/>
-      </w:pPr>
-      <w:r>
-        <w:rPr>
-          <w:rtl w:val="0"/>
-        </w:rPr>
-        <w:t xml:space="preserve">As the sole developer on a four-person founding team, I'm building a full-stack jewelry e-commerce platform end-to-end across six planned development phases, currently pre-launch. I translate my co-founders' stakeholder feedback into data models, REST API contracts, and component architecture, work that has so far spanned 9 database migrations and 30+ API endpoints. The platform pairs a responsive React frontend with Java Spring Boot REST services and a PostgreSQL database on AWS RDS, deployed across five AWS services, EC2, RDS, S3, CloudFront, and Cognito, with CI/CD auto-deployment through GitHub Actions. I integrated Stripe for PCI-compliant checkout, automated sales-tax collection, and webhook-driven order fulfillment, and implemented AWS Cognito authentication with separate customer and admin roles. I also authored a blog post on human oversight of AI coding tools and safe data-migration practices, prompted by a production migration incident during deployment.</w:t>
-      </w:r>
-    </w:p>
-    <w:p>
-      <w:pPr>
-        <w:spacing w:after="0" w:before="0" w:lineRule="auto"/>
-        <w:rPr/>
-      </w:pPr>
-      <w:r>
-        <w:rPr>
-          <w:rtl w:val="0"/>
-        </w:rPr>
-      </w:r>
-    </w:p>
-    <w:p>
-      <w:pPr>
-        <w:spacing w:after="0" w:before="0" w:lineRule="auto"/>
+        <w:numPr>
+          <w:ilvl w:val="0"/>
+          <w:numId w:val="3"/>
+        </w:numPr>
+        <w:spacing w:after="0" w:before="0" w:lineRule="auto"/>
+        <w:ind w:left="720" w:hanging="360"/>
+        <w:rPr>
+          <w:u w:val="none"/>
+        </w:rPr>
+      </w:pPr>
+      <w:r>
+        <w:rPr>
+          <w:rtl w:val="0"/>
+        </w:rPr>
+        <w:t xml:space="preserve">Sole developer on a four-person founding team building a full-stack jewelry e-commerce platform end-to-end across six planned development phases (pre-launch).</w:t>
+      </w:r>
+    </w:p>
+    <w:p>
+      <w:pPr>
+        <w:numPr>
+          <w:ilvl w:val="0"/>
+          <w:numId w:val="3"/>
+        </w:numPr>
+        <w:spacing w:after="0" w:before="0" w:lineRule="auto"/>
+        <w:ind w:left="720" w:hanging="360"/>
+        <w:rPr>
+          <w:u w:val="none"/>
+        </w:rPr>
+      </w:pPr>
+      <w:r>
+        <w:rPr>
+          <w:rtl w:val="0"/>
+        </w:rPr>
+        <w:t xml:space="preserve">Translated co-founders' and stakeholders' feedback into data models, REST API contracts, and component architecture, spanning 33 database migrations and 35+ RESTful API endpoints.</w:t>
+      </w:r>
+    </w:p>
+    <w:p>
+      <w:pPr>
+        <w:numPr>
+          <w:ilvl w:val="0"/>
+          <w:numId w:val="3"/>
+        </w:numPr>
+        <w:spacing w:after="0" w:before="0" w:lineRule="auto"/>
+        <w:ind w:left="720" w:hanging="360"/>
+        <w:rPr>
+          <w:u w:val="none"/>
+        </w:rPr>
+      </w:pPr>
+      <w:r>
+        <w:rPr>
+          <w:rtl w:val="0"/>
+        </w:rPr>
+        <w:t xml:space="preserve">Built a responsive React (Vite) frontend on Java Spring Boot RESTful services and a PostgreSQL database (AWS RDS), deployed across five AWS services (EC2, RDS, S3, CloudFront, Cognito) with CI/CD auto-deployment via GitHub Actions.</w:t>
+      </w:r>
+    </w:p>
+    <w:p>
+      <w:pPr>
+        <w:numPr>
+          <w:ilvl w:val="0"/>
+          <w:numId w:val="3"/>
+        </w:numPr>
+        <w:spacing w:after="0" w:before="0" w:lineRule="auto"/>
+        <w:ind w:left="720" w:hanging="360"/>
+      </w:pPr>
+      <w:r>
+        <w:rPr>
+          <w:rtl w:val="0"/>
+        </w:rPr>
+        <w:t xml:space="preserve">Designed and shipped an AI virtual try-on feature rendering a photorealistic preview of a customer wearing the exact product via Google Gemini; benchmarked five image-generation approaches on identity preservation, fidelity, latency, and cost before selecting a reference-conditioned model.</w:t>
+      </w:r>
+    </w:p>
+    <w:p>
+      <w:pPr>
+        <w:numPr>
+          <w:ilvl w:val="0"/>
+          <w:numId w:val="3"/>
+        </w:numPr>
+        <w:spacing w:after="0" w:before="0" w:lineRule="auto"/>
+        <w:ind w:left="720" w:hanging="360"/>
+      </w:pPr>
+      <w:r>
+        <w:rPr>
+          <w:rtl w:val="0"/>
+        </w:rPr>
+        <w:t xml:space="preserve">Integrated Stripe for PCI-compliant checkout, automated sales-tax collection, and webhook-driven order fulfillment; implemented AWS Cognito authentication with separate customer and admin roles.</w:t>
+      </w:r>
+    </w:p>
+    <w:p>
+      <w:pPr>
+        <w:numPr>
+          <w:ilvl w:val="0"/>
+          <w:numId w:val="3"/>
+        </w:numPr>
+        <w:spacing w:after="0" w:before="0" w:lineRule="auto"/>
+        <w:ind w:left="720" w:hanging="360"/>
+      </w:pPr>
+      <w:r>
+        <w:rPr>
+          <w:rtl w:val="0"/>
+        </w:rPr>
+        <w:t xml:space="preserve">Authored a blog post on human oversight of AI coding tools and safe data-migration practices, prompted by a production migration incident.</w:t>
+      </w:r>
+    </w:p>
+    <w:p>
+      <w:pPr>
+        <w:spacing w:after="0" w:before="0" w:lineRule="auto"/>
+        <w:ind w:left="0" w:firstLine="0"/>
+        <w:rPr/>
+      </w:pPr>
+      <w:r>
+        <w:rPr>
+          <w:rtl w:val="0"/>
+        </w:rPr>
+      </w:r>
+    </w:p>
+    <w:p>
+      <w:pPr>
+        <w:spacing w:after="0" w:before="0" w:lineRule="auto"/>
+        <w:ind w:left="0" w:firstLine="0"/>
         <w:rPr/>
       </w:pPr>
       <w:r>
@@ -211,6 +313,8 @@
     </w:p>
     <w:p>
       <w:pPr>
+        <w:spacing w:after="0" w:before="0" w:lineRule="auto"/>
+        <w:ind w:left="0" w:firstLine="0"/>
         <w:rPr/>
       </w:pPr>
       <w:r>
@@ -222,6 +326,7 @@
     </w:p>
     <w:p>
       <w:pPr>
+        <w:spacing w:after="0" w:before="0" w:lineRule="auto"/>
         <w:rPr/>
       </w:pPr>
       <w:r>
@@ -233,6 +338,7 @@
     </w:p>
     <w:p>
       <w:pPr>
+        <w:spacing w:after="0" w:before="0" w:lineRule="auto"/>
         <w:rPr/>
       </w:pPr>
       <w:r>
@@ -244,6 +350,7 @@
     </w:p>
     <w:p>
       <w:pPr>
+        <w:spacing w:after="0" w:before="0" w:lineRule="auto"/>
         <w:rPr/>
       </w:pPr>
       <w:r>
@@ -255,6 +362,7 @@
     </w:p>
     <w:p>
       <w:pPr>
+        <w:spacing w:after="0" w:before="0" w:lineRule="auto"/>
         <w:rPr/>
       </w:pPr>
       <w:r>
@@ -266,18 +374,50 @@
     </w:p>
     <w:p>
       <w:pPr>
-        <w:spacing w:after="160" w:lineRule="auto"/>
-        <w:rPr/>
-      </w:pPr>
-      <w:r>
-        <w:rPr>
-          <w:rtl w:val="0"/>
-        </w:rPr>
-        <w:t xml:space="preserve">Joined the platform team to build backend features across the e-commerce stack.</w:t>
-      </w:r>
-    </w:p>
-    <w:p>
-      <w:pPr>
+        <w:numPr>
+          <w:ilvl w:val="0"/>
+          <w:numId w:val="2"/>
+        </w:numPr>
+        <w:spacing w:after="0" w:before="0" w:lineRule="auto"/>
+        <w:ind w:left="720" w:hanging="360"/>
+      </w:pPr>
+      <w:r>
+        <w:rPr>
+          <w:rtl w:val="0"/>
+        </w:rPr>
+        <w:t xml:space="preserve">Built a Python Model Context Protocol (FastMCP) server bridging a MySQL warehouse management system with LLMs, enabling agents to query live stock and write split-shipment pick tickets — automating order routing and cutting manual WMS work by 30%.</w:t>
+      </w:r>
+    </w:p>
+    <w:p>
+      <w:pPr>
+        <w:numPr>
+          <w:ilvl w:val="0"/>
+          <w:numId w:val="2"/>
+        </w:numPr>
+        <w:spacing w:after="0" w:before="0" w:lineRule="auto"/>
+        <w:ind w:left="720" w:hanging="360"/>
+      </w:pPr>
+      <w:r>
+        <w:rPr>
+          <w:rtl w:val="0"/>
+        </w:rPr>
+        <w:t xml:space="preserve">Engineered a cache-aside Redis layer with event-driven invalidation for a 50,000+ SKU catalog, cutting MySQL query volume by 60% and product API response times from 200 ms to 90 ms.</w:t>
+      </w:r>
+    </w:p>
+    <w:p>
+      <w:pPr>
+        <w:spacing w:after="0" w:before="0" w:lineRule="auto"/>
+        <w:rPr/>
+      </w:pPr>
+      <w:r>
+        <w:rPr>
+          <w:rtl w:val="0"/>
+        </w:rPr>
+      </w:r>
+    </w:p>
+    <w:p>
+      <w:pPr>
+        <w:spacing w:after="0" w:before="0" w:lineRule="auto"/>
         <w:rPr/>
       </w:pPr>
       <w:r>
@@ -289,6 +429,7 @@
     </w:p>
     <w:p>
       <w:pPr>
+        <w:spacing w:after="0" w:before="0" w:lineRule="auto"/>
         <w:rPr/>
       </w:pPr>
       <w:r>
@@ -300,6 +441,7 @@
     </w:p>
     <w:p>
       <w:pPr>
+        <w:spacing w:after="0" w:before="0" w:lineRule="auto"/>
         <w:rPr/>
       </w:pPr>
       <w:r>
@@ -311,6 +453,7 @@
     </w:p>
     <w:p>
       <w:pPr>
+        <w:spacing w:after="0" w:before="0" w:lineRule="auto"/>
         <w:rPr/>
       </w:pPr>
       <w:r>
@@ -322,6 +465,7 @@
     </w:p>
     <w:p>
       <w:pPr>
+        <w:spacing w:after="0" w:before="0" w:lineRule="auto"/>
         <w:rPr/>
       </w:pPr>
       <w:r>
@@ -333,6 +477,7 @@
     </w:p>
     <w:p>
       <w:pPr>
+        <w:spacing w:after="0" w:before="0" w:lineRule="auto"/>
         <w:rPr/>
       </w:pPr>
       <w:r>
@@ -344,18 +489,94 @@
     </w:p>
     <w:p>
       <w:pPr>
-        <w:spacing w:after="160" w:lineRule="auto"/>
-        <w:rPr/>
-      </w:pPr>
-      <w:r>
-        <w:rPr>
-          <w:rtl w:val="0"/>
-        </w:rPr>
-        <w:t xml:space="preserve">I built an NLP and data pipeline analyzing more than 5,000 scraped posts from Twitter, Reddit, and YouTube to study public sentiment toward LLMs as a therapeutic tool, applying BERTopic, LDA, and NMF topic modeling. I engineered Pandas preprocessing to normalize unstructured text and reduce noise in high-dimensional social media datasets, and produced Matplotlib and Seaborn analytics revealing shifting attitudes toward AI mental-health support. I co-authored the resulting paper as primary writer, which was submitted to IEEE/ACM ASONAM 2026 with results expected in July 2026.</w:t>
-      </w:r>
-    </w:p>
-    <w:p>
-      <w:pPr>
+        <w:numPr>
+          <w:ilvl w:val="0"/>
+          <w:numId w:val="1"/>
+        </w:numPr>
+        <w:spacing w:after="0" w:before="0" w:lineRule="auto"/>
+        <w:ind w:left="720" w:hanging="360"/>
+        <w:rPr>
+          <w:u w:val="none"/>
+        </w:rPr>
+      </w:pPr>
+      <w:r>
+        <w:rPr>
+          <w:rtl w:val="0"/>
+        </w:rPr>
+        <w:t xml:space="preserve">Collaborated with a research team to co-author a peer-reviewed paper as primary writer, accepted at HIBIBI 2026 (ASONAM-collocated), publishing with Springer.</w:t>
+      </w:r>
+    </w:p>
+    <w:p>
+      <w:pPr>
+        <w:numPr>
+          <w:ilvl w:val="0"/>
+          <w:numId w:val="1"/>
+        </w:numPr>
+        <w:spacing w:after="0" w:before="0" w:lineRule="auto"/>
+        <w:ind w:left="720" w:hanging="360"/>
+        <w:rPr>
+          <w:u w:val="none"/>
+        </w:rPr>
+      </w:pPr>
+      <w:r>
+        <w:rPr>
+          <w:rtl w:val="0"/>
+        </w:rPr>
+        <w:t xml:space="preserve">Built an NLP/data pipeline analyzing 5,000+ scraped posts from Twitter, Reddit, and YouTube to study public sentiment toward LLMs as a therapeutic tool, applying BERTopic, LDA, and NMF topic modeling.</w:t>
+      </w:r>
+    </w:p>
+    <w:p>
+      <w:pPr>
+        <w:numPr>
+          <w:ilvl w:val="0"/>
+          <w:numId w:val="1"/>
+        </w:numPr>
+        <w:spacing w:after="0" w:before="0" w:lineRule="auto"/>
+        <w:ind w:left="720" w:hanging="360"/>
+        <w:rPr>
+          <w:u w:val="none"/>
+        </w:rPr>
+      </w:pPr>
+      <w:r>
+        <w:rPr>
+          <w:rtl w:val="0"/>
+        </w:rPr>
+        <w:t xml:space="preserve">Engineered Pandas preprocessing to normalize unstructured text, reducing noise in high-dimensional social media datasets.</w:t>
+      </w:r>
+    </w:p>
+    <w:p>
+      <w:pPr>
+        <w:numPr>
+          <w:ilvl w:val="0"/>
+          <w:numId w:val="1"/>
+        </w:numPr>
+        <w:spacing w:after="0" w:before="0" w:lineRule="auto"/>
+        <w:ind w:left="720" w:hanging="360"/>
+        <w:rPr>
+          <w:u w:val="none"/>
+        </w:rPr>
+      </w:pPr>
+      <w:r>
+        <w:rPr>
+          <w:rtl w:val="0"/>
+        </w:rPr>
+        <w:t xml:space="preserve">Produced Matplotlib/Seaborn analytics on shifting attitudes toward AI in mental-health support.</w:t>
+      </w:r>
+    </w:p>
+    <w:p>
+      <w:pPr>
+        <w:spacing w:after="0" w:before="0" w:lineRule="auto"/>
+        <w:rPr/>
+      </w:pPr>
+      <w:r>
+        <w:rPr>
+          <w:rtl w:val="0"/>
+        </w:rPr>
+      </w:r>
+    </w:p>
+    <w:p>
+      <w:pPr>
+        <w:spacing w:after="0" w:before="0" w:lineRule="auto"/>
         <w:rPr/>
       </w:pPr>
       <w:r>
@@ -367,6 +588,7 @@
     </w:p>
     <w:p>
       <w:pPr>
+        <w:spacing w:after="0" w:before="0" w:lineRule="auto"/>
         <w:rPr/>
       </w:pPr>
       <w:r>
@@ -378,6 +600,7 @@
     </w:p>
     <w:p>
       <w:pPr>
+        <w:spacing w:after="0" w:before="0" w:lineRule="auto"/>
         <w:rPr/>
       </w:pPr>
       <w:r>
@@ -391,6 +614,7 @@
     </w:p>
     <w:p>
       <w:pPr>
+        <w:spacing w:after="0" w:before="0" w:lineRule="auto"/>
         <w:rPr/>
       </w:pPr>
       <w:r>
@@ -554,6 +778,7 @@
     </w:p>
     <w:p>
       <w:pPr>
+        <w:spacing w:after="0" w:before="0" w:lineRule="auto"/>
         <w:rPr/>
       </w:pPr>
       <w:r>
@@ -572,7 +797,347 @@
 </file>
 
 <file path=word/numbering.xml><?xml version="1.0" encoding="utf-8"?>
-<w:numbering xmlns:mc="http://schemas.openxmlformats.org/markup-compatibility/2006" xmlns:o="urn:schemas-microsoft-com:office:office" xmlns:r="http://schemas.openxmlformats.org/officeDocument/2006/relationships" xmlns:m="http://schemas.openxmlformats.org/officeDocument/2006/math" xmlns:v="urn:schemas-microsoft-com:vml" xmlns:wp="http://schemas.openxmlformats.org/drawingml/2006/wordprocessingDrawing" xmlns:w10="urn:schemas-microsoft-com:office:word" xmlns:w="http://schemas.openxmlformats.org/wordprocessingml/2006/main" xmlns:wne="http://schemas.microsoft.com/office/word/2006/wordml" xmlns:sl="http://schemas.openxmlformats.org/schemaLibrary/2006/main" xmlns:a="http://schemas.openxmlformats.org/drawingml/2006/main" xmlns:pic="http://schemas.openxmlformats.org/drawingml/2006/picture" xmlns:c="http://schemas.openxmlformats.org/drawingml/2006/chart" xmlns:lc="http://schemas.openxmlformats.org/drawingml/2006/lockedCanvas" xmlns:dgm="http://schemas.openxmlformats.org/drawingml/2006/diagram" xmlns:wps="http://schemas.microsoft.com/office/word/2010/wordprocessingShape" xmlns:wpg="http://schemas.microsoft.com/office/word/2010/wordprocessingGroup" xmlns:w14="http://schemas.microsoft.com/office/word/2010/wordml" xmlns:w15="http://schemas.microsoft.com/office/word/2012/wordml" xmlns:w16="http://schemas.microsoft.com/office/word/2018/wordml" xmlns:w16cex="http://schemas.microsoft.com/office/word/2018/wordml/cex" xmlns:w16cid="http://schemas.microsoft.com/office/word/2016/wordml/cid" xmlns="http://schemas.microsoft.com/office/tasks/2019/documenttasks" xmlns:cr="http://schemas.microsoft.com/office/comments/2020/reactions"/>
+<w:numbering xmlns:mc="http://schemas.openxmlformats.org/markup-compatibility/2006" xmlns:o="urn:schemas-microsoft-com:office:office" xmlns:r="http://schemas.openxmlformats.org/officeDocument/2006/relationships" xmlns:m="http://schemas.openxmlformats.org/officeDocument/2006/math" xmlns:v="urn:schemas-microsoft-com:vml" xmlns:wp="http://schemas.openxmlformats.org/drawingml/2006/wordprocessingDrawing" xmlns:w10="urn:schemas-microsoft-com:office:word" xmlns:w="http://schemas.openxmlformats.org/wordprocessingml/2006/main" xmlns:wne="http://schemas.microsoft.com/office/word/2006/wordml" xmlns:sl="http://schemas.openxmlformats.org/schemaLibrary/2006/main" xmlns:a="http://schemas.openxmlformats.org/drawingml/2006/main" xmlns:pic="http://schemas.openxmlformats.org/drawingml/2006/picture" xmlns:c="http://schemas.openxmlformats.org/drawingml/2006/chart" xmlns:lc="http://schemas.openxmlformats.org/drawingml/2006/lockedCanvas" xmlns:dgm="http://schemas.openxmlformats.org/drawingml/2006/diagram" xmlns:wps="http://schemas.microsoft.com/office/word/2010/wordprocessingShape" xmlns:wpg="http://schemas.microsoft.com/office/word/2010/wordprocessingGroup" xmlns:w14="http://schemas.microsoft.com/office/word/2010/wordml" xmlns:w15="http://schemas.microsoft.com/office/word/2012/wordml" xmlns:w16="http://schemas.microsoft.com/office/word/2018/wordml" xmlns:w16cex="http://schemas.microsoft.com/office/word/2018/wordml/cex" xmlns:w16cid="http://schemas.microsoft.com/office/word/2016/wordml/cid" xmlns="http://schemas.microsoft.com/office/tasks/2019/documenttasks" xmlns:cr="http://schemas.microsoft.com/office/comments/2020/reactions">
+  <w:abstractNum w:abstractNumId="1">
+    <w:lvl w:ilvl="0">
+      <w:start w:val="1"/>
+      <w:numFmt w:val="bullet"/>
+      <w:lvlText w:val="●"/>
+      <w:lvlJc w:val="left"/>
+      <w:pPr>
+        <w:ind w:left="720" w:hanging="360"/>
+      </w:pPr>
+      <w:rPr>
+        <w:u w:val="none"/>
+      </w:rPr>
+    </w:lvl>
+    <w:lvl w:ilvl="1">
+      <w:start w:val="1"/>
+      <w:numFmt w:val="bullet"/>
+      <w:lvlText w:val="○"/>
+      <w:lvlJc w:val="left"/>
+      <w:pPr>
+        <w:ind w:left="1440" w:hanging="360"/>
+      </w:pPr>
+      <w:rPr>
+        <w:u w:val="none"/>
+      </w:rPr>
+    </w:lvl>
+    <w:lvl w:ilvl="2">
+      <w:start w:val="1"/>
+      <w:numFmt w:val="bullet"/>
+      <w:lvlText w:val="■"/>
+      <w:lvlJc w:val="left"/>
+      <w:pPr>
+        <w:ind w:left="2160" w:hanging="360"/>
+      </w:pPr>
+      <w:rPr>
+        <w:u w:val="none"/>
+      </w:rPr>
+    </w:lvl>
+    <w:lvl w:ilvl="3">
+      <w:start w:val="1"/>
+      <w:numFmt w:val="bullet"/>
+      <w:lvlText w:val="●"/>
+      <w:lvlJc w:val="left"/>
+      <w:pPr>
+        <w:ind w:left="2880" w:hanging="360"/>
+      </w:pPr>
+      <w:rPr>
+        <w:u w:val="none"/>
+      </w:rPr>
+    </w:lvl>
+    <w:lvl w:ilvl="4">
+      <w:start w:val="1"/>
+      <w:numFmt w:val="bullet"/>
+      <w:lvlText w:val="○"/>
+      <w:lvlJc w:val="left"/>
+      <w:pPr>
+        <w:ind w:left="3600" w:hanging="360"/>
+      </w:pPr>
+      <w:rPr>
+        <w:u w:val="none"/>
+      </w:rPr>
+    </w:lvl>
+    <w:lvl w:ilvl="5">
+      <w:start w:val="1"/>
+      <w:numFmt w:val="bullet"/>
+      <w:lvlText w:val="■"/>
+      <w:lvlJc w:val="left"/>
+      <w:pPr>
+        <w:ind w:left="4320" w:hanging="360"/>
+      </w:pPr>
+      <w:rPr>
+        <w:u w:val="none"/>
+      </w:rPr>
+    </w:lvl>
+    <w:lvl w:ilvl="6">
+      <w:start w:val="1"/>
+      <w:numFmt w:val="bullet"/>
+      <w:lvlText w:val="●"/>
+      <w:lvlJc w:val="left"/>
+      <w:pPr>
+        <w:ind w:left="5040" w:hanging="360"/>
+      </w:pPr>
+      <w:rPr>
+        <w:u w:val="none"/>
+      </w:rPr>
+    </w:lvl>
+    <w:lvl w:ilvl="7">
+      <w:start w:val="1"/>
+      <w:numFmt w:val="bullet"/>
+      <w:lvlText w:val="○"/>
+      <w:lvlJc w:val="left"/>
+      <w:pPr>
+        <w:ind w:left="5760" w:hanging="360"/>
+      </w:pPr>
+      <w:rPr>
+        <w:u w:val="none"/>
+      </w:rPr>
+    </w:lvl>
+    <w:lvl w:ilvl="8">
+      <w:start w:val="1"/>
+      <w:numFmt w:val="bullet"/>
+      <w:lvlText w:val="■"/>
+      <w:lvlJc w:val="left"/>
+      <w:pPr>
+        <w:ind w:left="6480" w:hanging="360"/>
+      </w:pPr>
+      <w:rPr>
+        <w:u w:val="none"/>
+      </w:rPr>
+    </w:lvl>
+  </w:abstractNum>
+  <w:abstractNum w:abstractNumId="2">
+    <w:lvl w:ilvl="0">
+      <w:start w:val="1"/>
+      <w:numFmt w:val="bullet"/>
+      <w:lvlText w:val="●"/>
+      <w:lvlJc w:val="left"/>
+      <w:pPr>
+        <w:ind w:left="720" w:hanging="360"/>
+      </w:pPr>
+      <w:rPr>
+        <w:u w:val="none"/>
+      </w:rPr>
+    </w:lvl>
+    <w:lvl w:ilvl="1">
+      <w:start w:val="1"/>
+      <w:numFmt w:val="bullet"/>
+      <w:lvlText w:val="○"/>
+      <w:lvlJc w:val="left"/>
+      <w:pPr>
+        <w:ind w:left="1440" w:hanging="360"/>
+      </w:pPr>
+      <w:rPr>
+        <w:u w:val="none"/>
+      </w:rPr>
+    </w:lvl>
+    <w:lvl w:ilvl="2">
+      <w:start w:val="1"/>
+      <w:numFmt w:val="bullet"/>
+      <w:lvlText w:val="■"/>
+      <w:lvlJc w:val="left"/>
+      <w:pPr>
+        <w:ind w:left="2160" w:hanging="360"/>
+      </w:pPr>
+      <w:rPr>
+        <w:u w:val="none"/>
+      </w:rPr>
+    </w:lvl>
+    <w:lvl w:ilvl="3">
+      <w:start w:val="1"/>
+      <w:numFmt w:val="bullet"/>
+      <w:lvlText w:val="●"/>
+      <w:lvlJc w:val="left"/>
+      <w:pPr>
+        <w:ind w:left="2880" w:hanging="360"/>
+      </w:pPr>
+      <w:rPr>
+        <w:u w:val="none"/>
+      </w:rPr>
+    </w:lvl>
+    <w:lvl w:ilvl="4">
+      <w:start w:val="1"/>
+      <w:numFmt w:val="bullet"/>
+      <w:lvlText w:val="○"/>
+      <w:lvlJc w:val="left"/>
+      <w:pPr>
+        <w:ind w:left="3600" w:hanging="360"/>
+      </w:pPr>
+      <w:rPr>
+        <w:u w:val="none"/>
+      </w:rPr>
+    </w:lvl>
+    <w:lvl w:ilvl="5">
+      <w:start w:val="1"/>
+      <w:numFmt w:val="bullet"/>
+      <w:lvlText w:val="■"/>
+      <w:lvlJc w:val="left"/>
+      <w:pPr>
+        <w:ind w:left="4320" w:hanging="360"/>
+      </w:pPr>
+      <w:rPr>
+        <w:u w:val="none"/>
+      </w:rPr>
+    </w:lvl>
+    <w:lvl w:ilvl="6">
+      <w:start w:val="1"/>
+      <w:numFmt w:val="bullet"/>
+      <w:lvlText w:val="●"/>
+      <w:lvlJc w:val="left"/>
+      <w:pPr>
+        <w:ind w:left="5040" w:hanging="360"/>
+      </w:pPr>
+      <w:rPr>
+        <w:u w:val="none"/>
+      </w:rPr>
+    </w:lvl>
+    <w:lvl w:ilvl="7">
+      <w:start w:val="1"/>
+      <w:numFmt w:val="bullet"/>
+      <w:lvlText w:val="○"/>
+      <w:lvlJc w:val="left"/>
+      <w:pPr>
+        <w:ind w:left="5760" w:hanging="360"/>
+      </w:pPr>
+      <w:rPr>
+        <w:u w:val="none"/>
+      </w:rPr>
+    </w:lvl>
+    <w:lvl w:ilvl="8">
+      <w:start w:val="1"/>
+      <w:numFmt w:val="bullet"/>
+      <w:lvlText w:val="■"/>
+      <w:lvlJc w:val="left"/>
+      <w:pPr>
+        <w:ind w:left="6480" w:hanging="360"/>
+      </w:pPr>
+      <w:rPr>
+        <w:u w:val="none"/>
+      </w:rPr>
+    </w:lvl>
+  </w:abstractNum>
+  <w:abstractNum w:abstractNumId="3">
+    <w:lvl w:ilvl="0">
+      <w:start w:val="1"/>
+      <w:numFmt w:val="bullet"/>
+      <w:lvlText w:val="●"/>
+      <w:lvlJc w:val="left"/>
+      <w:pPr>
+        <w:ind w:left="720" w:hanging="360"/>
+      </w:pPr>
+      <w:rPr>
+        <w:u w:val="none"/>
+      </w:rPr>
+    </w:lvl>
+    <w:lvl w:ilvl="1">
+      <w:start w:val="1"/>
+      <w:numFmt w:val="bullet"/>
+      <w:lvlText w:val="○"/>
+      <w:lvlJc w:val="left"/>
+      <w:pPr>
+        <w:ind w:left="1440" w:hanging="360"/>
+      </w:pPr>
+      <w:rPr>
+        <w:u w:val="none"/>
+      </w:rPr>
+    </w:lvl>
+    <w:lvl w:ilvl="2">
+      <w:start w:val="1"/>
+      <w:numFmt w:val="bullet"/>
+      <w:lvlText w:val="■"/>
+      <w:lvlJc w:val="left"/>
+      <w:pPr>
+        <w:ind w:left="2160" w:hanging="360"/>
+      </w:pPr>
+      <w:rPr>
+        <w:u w:val="none"/>
+      </w:rPr>
+    </w:lvl>
+    <w:lvl w:ilvl="3">
+      <w:start w:val="1"/>
+      <w:numFmt w:val="bullet"/>
+      <w:lvlText w:val="●"/>
+      <w:lvlJc w:val="left"/>
+      <w:pPr>
+        <w:ind w:left="2880" w:hanging="360"/>
+      </w:pPr>
+      <w:rPr>
+        <w:u w:val="none"/>
+      </w:rPr>
+    </w:lvl>
+    <w:lvl w:ilvl="4">
+      <w:start w:val="1"/>
+      <w:numFmt w:val="bullet"/>
+      <w:lvlText w:val="○"/>
+      <w:lvlJc w:val="left"/>
+      <w:pPr>
+        <w:ind w:left="3600" w:hanging="360"/>
+      </w:pPr>
+      <w:rPr>
+        <w:u w:val="none"/>
+      </w:rPr>
+    </w:lvl>
+    <w:lvl w:ilvl="5">
+      <w:start w:val="1"/>
+      <w:numFmt w:val="bullet"/>
+      <w:lvlText w:val="■"/>
+      <w:lvlJc w:val="left"/>
+      <w:pPr>
+        <w:ind w:left="4320" w:hanging="360"/>
+      </w:pPr>
+      <w:rPr>
+        <w:u w:val="none"/>
+      </w:rPr>
+    </w:lvl>
+    <w:lvl w:ilvl="6">
+      <w:start w:val="1"/>
+      <w:numFmt w:val="bullet"/>
+      <w:lvlText w:val="●"/>
+      <w:lvlJc w:val="left"/>
+      <w:pPr>
+        <w:ind w:left="5040" w:hanging="360"/>
+      </w:pPr>
+      <w:rPr>
+        <w:u w:val="none"/>
+      </w:rPr>
+    </w:lvl>
+    <w:lvl w:ilvl="7">
+      <w:start w:val="1"/>
+      <w:numFmt w:val="bullet"/>
+      <w:lvlText w:val="○"/>
+      <w:lvlJc w:val="left"/>
+      <w:pPr>
+        <w:ind w:left="5760" w:hanging="360"/>
+      </w:pPr>
+      <w:rPr>
+        <w:u w:val="none"/>
+      </w:rPr>
+    </w:lvl>
+    <w:lvl w:ilvl="8">
+      <w:start w:val="1"/>
+      <w:numFmt w:val="bullet"/>
+      <w:lvlText w:val="■"/>
+      <w:lvlJc w:val="left"/>
+      <w:pPr>
+        <w:ind w:left="6480" w:hanging="360"/>
+      </w:pPr>
+      <w:rPr>
+        <w:u w:val="none"/>
+      </w:rPr>
+    </w:lvl>
+  </w:abstractNum>
+  <w:num w:numId="1">
+    <w:abstractNumId w:val="1"/>
+  </w:num>
+  <w:num w:numId="2">
+    <w:abstractNumId w:val="2"/>
+  </w:num>
+  <w:num w:numId="3">
+    <w:abstractNumId w:val="3"/>
+  </w:num>
+</w:numbering>
 </file>
 
 <file path=word/styles.xml><?xml version="1.0" encoding="utf-8"?>

--- a/general/Shayan's Resume - Workday.docx
+++ b/general/Shayan's Resume - Workday.docx
@@ -95,6 +95,17 @@
         <w:rPr>
           <w:rtl w:val="0"/>
         </w:rPr>
+      </w:r>
+    </w:p>
+    <w:p>
+      <w:pPr>
+        <w:spacing w:after="0" w:before="0" w:lineRule="auto"/>
+        <w:rPr/>
+      </w:pPr>
+      <w:r>
+        <w:rPr>
+          <w:rtl w:val="0"/>
+        </w:rPr>
         <w:t xml:space="preserve">WORK EXPERIENCE</w:t>
       </w:r>
     </w:p>
@@ -183,111 +194,6 @@
     </w:p>
     <w:p>
       <w:pPr>
-        <w:numPr>
-          <w:ilvl w:val="0"/>
-          <w:numId w:val="3"/>
-        </w:numPr>
-        <w:spacing w:after="0" w:before="0" w:lineRule="auto"/>
-        <w:ind w:left="720" w:hanging="360"/>
-        <w:rPr>
-          <w:u w:val="none"/>
-        </w:rPr>
-      </w:pPr>
-      <w:r>
-        <w:rPr>
-          <w:rtl w:val="0"/>
-        </w:rPr>
-        <w:t xml:space="preserve">Sole developer on a four-person founding team building a full-stack jewelry e-commerce platform end-to-end across six planned development phases (pre-launch).</w:t>
-      </w:r>
-    </w:p>
-    <w:p>
-      <w:pPr>
-        <w:numPr>
-          <w:ilvl w:val="0"/>
-          <w:numId w:val="3"/>
-        </w:numPr>
-        <w:spacing w:after="0" w:before="0" w:lineRule="auto"/>
-        <w:ind w:left="720" w:hanging="360"/>
-        <w:rPr>
-          <w:u w:val="none"/>
-        </w:rPr>
-      </w:pPr>
-      <w:r>
-        <w:rPr>
-          <w:rtl w:val="0"/>
-        </w:rPr>
-        <w:t xml:space="preserve">Translated co-founders' and stakeholders' feedback into data models, REST API contracts, and component architecture, spanning 33 database migrations and 35+ RESTful API endpoints.</w:t>
-      </w:r>
-    </w:p>
-    <w:p>
-      <w:pPr>
-        <w:numPr>
-          <w:ilvl w:val="0"/>
-          <w:numId w:val="3"/>
-        </w:numPr>
-        <w:spacing w:after="0" w:before="0" w:lineRule="auto"/>
-        <w:ind w:left="720" w:hanging="360"/>
-        <w:rPr>
-          <w:u w:val="none"/>
-        </w:rPr>
-      </w:pPr>
-      <w:r>
-        <w:rPr>
-          <w:rtl w:val="0"/>
-        </w:rPr>
-        <w:t xml:space="preserve">Built a responsive React (Vite) frontend on Java Spring Boot RESTful services and a PostgreSQL database (AWS RDS), deployed across five AWS services (EC2, RDS, S3, CloudFront, Cognito) with CI/CD auto-deployment via GitHub Actions.</w:t>
-      </w:r>
-    </w:p>
-    <w:p>
-      <w:pPr>
-        <w:numPr>
-          <w:ilvl w:val="0"/>
-          <w:numId w:val="3"/>
-        </w:numPr>
-        <w:spacing w:after="0" w:before="0" w:lineRule="auto"/>
-        <w:ind w:left="720" w:hanging="360"/>
-      </w:pPr>
-      <w:r>
-        <w:rPr>
-          <w:rtl w:val="0"/>
-        </w:rPr>
-        <w:t xml:space="preserve">Designed and shipped an AI virtual try-on feature rendering a photorealistic preview of a customer wearing the exact product via Google Gemini; benchmarked five image-generation approaches on identity preservation, fidelity, latency, and cost before selecting a reference-conditioned model.</w:t>
-      </w:r>
-    </w:p>
-    <w:p>
-      <w:pPr>
-        <w:numPr>
-          <w:ilvl w:val="0"/>
-          <w:numId w:val="3"/>
-        </w:numPr>
-        <w:spacing w:after="0" w:before="0" w:lineRule="auto"/>
-        <w:ind w:left="720" w:hanging="360"/>
-      </w:pPr>
-      <w:r>
-        <w:rPr>
-          <w:rtl w:val="0"/>
-        </w:rPr>
-        <w:t xml:space="preserve">Integrated Stripe for PCI-compliant checkout, automated sales-tax collection, and webhook-driven order fulfillment; implemented AWS Cognito authentication with separate customer and admin roles.</w:t>
-      </w:r>
-    </w:p>
-    <w:p>
-      <w:pPr>
-        <w:numPr>
-          <w:ilvl w:val="0"/>
-          <w:numId w:val="3"/>
-        </w:numPr>
-        <w:spacing w:after="0" w:before="0" w:lineRule="auto"/>
-        <w:ind w:left="720" w:hanging="360"/>
-      </w:pPr>
-      <w:r>
-        <w:rPr>
-          <w:rtl w:val="0"/>
-        </w:rPr>
-        <w:t xml:space="preserve">Authored a blog post on human oversight of AI coding tools and safe data-migration practices, prompted by a production migration incident.</w:t>
-      </w:r>
-    </w:p>
-    <w:p>
-      <w:pPr>
         <w:spacing w:after="0" w:before="0" w:lineRule="auto"/>
         <w:ind w:left="0" w:firstLine="0"/>
         <w:rPr/>
@@ -296,6 +202,7 @@
         <w:rPr>
           <w:rtl w:val="0"/>
         </w:rPr>
+        <w:t xml:space="preserve">Sole developer on a four-person team building a full-stack jewelry e-commerce platform end-to-end across six planned development phases (pre-launch). Translated co-founders' and stakeholders' feedback into data models, REST API contracts, and component architecture, spanning 33 database migrations and 35+ RESTful API endpoints. Built a responsive React (Vite) frontend on Java Spring Boot RESTful services and a PostgreSQL database (AWS RDS), deployed across five AWS services (EC2, RDS, S3, CloudFront, Cognito) with CI/CD auto-deployment via GitHub Actions. Designed and shipped an AI virtual try-on feature rendering a photorealistic preview of a customer wearing the exact product via Google Gemini; benchmarked five image-generation approaches on identity preservation, fidelity, latency, and cost before selecting a reference-conditioned model. Integrated Stripe for PCI-compliant checkout, automated sales-tax collection, and webhook-driven order fulfillment; implemented AWS Cognito authentication with separate customer and admin roles. Authored a blog post on human oversight of AI coding tools and safe data-migration practices, prompted by a production migration incident.</w:t>
       </w:r>
     </w:p>
     <w:p>
@@ -308,6 +215,18 @@
         <w:rPr>
           <w:rtl w:val="0"/>
         </w:rPr>
+      </w:r>
+    </w:p>
+    <w:p>
+      <w:pPr>
+        <w:spacing w:after="0" w:before="0" w:lineRule="auto"/>
+        <w:ind w:left="0" w:firstLine="0"/>
+        <w:rPr/>
+      </w:pPr>
+      <w:r>
+        <w:rPr>
+          <w:rtl w:val="0"/>
+        </w:rPr>
         <w:t xml:space="preserve">Work Experience 2</w:t>
       </w:r>
     </w:p>
@@ -374,34 +293,15 @@
     </w:p>
     <w:p>
       <w:pPr>
-        <w:numPr>
-          <w:ilvl w:val="0"/>
-          <w:numId w:val="2"/>
-        </w:numPr>
-        <w:spacing w:after="0" w:before="0" w:lineRule="auto"/>
-        <w:ind w:left="720" w:hanging="360"/>
-      </w:pPr>
-      <w:r>
-        <w:rPr>
-          <w:rtl w:val="0"/>
-        </w:rPr>
-        <w:t xml:space="preserve">Built a Python Model Context Protocol (FastMCP) server bridging a MySQL warehouse management system with LLMs, enabling agents to query live stock and write split-shipment pick tickets — automating order routing and cutting manual WMS work by 30%.</w:t>
-      </w:r>
-    </w:p>
-    <w:p>
-      <w:pPr>
-        <w:numPr>
-          <w:ilvl w:val="0"/>
-          <w:numId w:val="2"/>
-        </w:numPr>
-        <w:spacing w:after="0" w:before="0" w:lineRule="auto"/>
-        <w:ind w:left="720" w:hanging="360"/>
-      </w:pPr>
-      <w:r>
-        <w:rPr>
-          <w:rtl w:val="0"/>
-        </w:rPr>
-        <w:t xml:space="preserve">Engineered a cache-aside Redis layer with event-driven invalidation for a 50,000+ SKU catalog, cutting MySQL query volume by 60% and product API response times from 200 ms to 90 ms.</w:t>
+        <w:spacing w:after="0" w:before="0" w:lineRule="auto"/>
+        <w:ind w:left="0" w:firstLine="0"/>
+        <w:rPr/>
+      </w:pPr>
+      <w:r>
+        <w:rPr>
+          <w:rtl w:val="0"/>
+        </w:rPr>
+        <w:t xml:space="preserve">Built a Python Model Context Protocol (FastMCP) server bridging a MySQL warehouse management system with LLMs, enabling agents to query live stock and write split-shipment pick tickets — automating order routing and cutting manual WMS work by 30%. Engineered a cache-aside Redis layer with event-driven invalidation for a 50,000+ SKU catalog, cutting MySQL query volume by 60% and product API response times from 200 ms to 90 ms.</w:t>
       </w:r>
     </w:p>
     <w:p>
@@ -489,78 +389,15 @@
     </w:p>
     <w:p>
       <w:pPr>
-        <w:numPr>
-          <w:ilvl w:val="0"/>
-          <w:numId w:val="1"/>
-        </w:numPr>
-        <w:spacing w:after="0" w:before="0" w:lineRule="auto"/>
-        <w:ind w:left="720" w:hanging="360"/>
-        <w:rPr>
-          <w:u w:val="none"/>
-        </w:rPr>
-      </w:pPr>
-      <w:r>
-        <w:rPr>
-          <w:rtl w:val="0"/>
-        </w:rPr>
-        <w:t xml:space="preserve">Collaborated with a research team to co-author a peer-reviewed paper as primary writer, accepted at HIBIBI 2026 (ASONAM-collocated), publishing with Springer.</w:t>
-      </w:r>
-    </w:p>
-    <w:p>
-      <w:pPr>
-        <w:numPr>
-          <w:ilvl w:val="0"/>
-          <w:numId w:val="1"/>
-        </w:numPr>
-        <w:spacing w:after="0" w:before="0" w:lineRule="auto"/>
-        <w:ind w:left="720" w:hanging="360"/>
-        <w:rPr>
-          <w:u w:val="none"/>
-        </w:rPr>
-      </w:pPr>
-      <w:r>
-        <w:rPr>
-          <w:rtl w:val="0"/>
-        </w:rPr>
-        <w:t xml:space="preserve">Built an NLP/data pipeline analyzing 5,000+ scraped posts from Twitter, Reddit, and YouTube to study public sentiment toward LLMs as a therapeutic tool, applying BERTopic, LDA, and NMF topic modeling.</w:t>
-      </w:r>
-    </w:p>
-    <w:p>
-      <w:pPr>
-        <w:numPr>
-          <w:ilvl w:val="0"/>
-          <w:numId w:val="1"/>
-        </w:numPr>
-        <w:spacing w:after="0" w:before="0" w:lineRule="auto"/>
-        <w:ind w:left="720" w:hanging="360"/>
-        <w:rPr>
-          <w:u w:val="none"/>
-        </w:rPr>
-      </w:pPr>
-      <w:r>
-        <w:rPr>
-          <w:rtl w:val="0"/>
-        </w:rPr>
-        <w:t xml:space="preserve">Engineered Pandas preprocessing to normalize unstructured text, reducing noise in high-dimensional social media datasets.</w:t>
-      </w:r>
-    </w:p>
-    <w:p>
-      <w:pPr>
-        <w:numPr>
-          <w:ilvl w:val="0"/>
-          <w:numId w:val="1"/>
-        </w:numPr>
-        <w:spacing w:after="0" w:before="0" w:lineRule="auto"/>
-        <w:ind w:left="720" w:hanging="360"/>
-        <w:rPr>
-          <w:u w:val="none"/>
-        </w:rPr>
-      </w:pPr>
-      <w:r>
-        <w:rPr>
-          <w:rtl w:val="0"/>
-        </w:rPr>
-        <w:t xml:space="preserve">Produced Matplotlib/Seaborn analytics on shifting attitudes toward AI in mental-health support.</w:t>
+        <w:spacing w:after="0" w:before="0" w:lineRule="auto"/>
+        <w:ind w:left="0" w:firstLine="0"/>
+        <w:rPr/>
+      </w:pPr>
+      <w:r>
+        <w:rPr>
+          <w:rtl w:val="0"/>
+        </w:rPr>
+        <w:t xml:space="preserve">Collaborated with a research team to co-author a peer-reviewed paper as primary writer, accepted at HIBIBI 2026 (ASONAM-collocated), publishing with Springer. Built an NLP/data pipeline analyzing 5,000+ scraped posts from Twitter, Reddit, and YouTube to study public sentiment toward LLMs as a therapeutic tool, applying BERTopic, LDA, and NMF topic modeling. Engineered Pandas preprocessing to normalize unstructured text, reducing noise in high-dimensional social media datasets. Produced Matplotlib/Seaborn analytics on shifting attitudes toward AI in mental-health support.</w:t>
       </w:r>
     </w:p>
     <w:p>
@@ -797,347 +634,7 @@
 </file>
 
 <file path=word/numbering.xml><?xml version="1.0" encoding="utf-8"?>
-<w:numbering xmlns:mc="http://schemas.openxmlformats.org/markup-compatibility/2006" xmlns:o="urn:schemas-microsoft-com:office:office" xmlns:r="http://schemas.openxmlformats.org/officeDocument/2006/relationships" xmlns:m="http://schemas.openxmlformats.org/officeDocument/2006/math" xmlns:v="urn:schemas-microsoft-com:vml" xmlns:wp="http://schemas.openxmlformats.org/drawingml/2006/wordprocessingDrawing" xmlns:w10="urn:schemas-microsoft-com:office:word" xmlns:w="http://schemas.openxmlformats.org/wordprocessingml/2006/main" xmlns:wne="http://schemas.microsoft.com/office/word/2006/wordml" xmlns:sl="http://schemas.openxmlformats.org/schemaLibrary/2006/main" xmlns:a="http://schemas.openxmlformats.org/drawingml/2006/main" xmlns:pic="http://schemas.openxmlformats.org/drawingml/2006/picture" xmlns:c="http://schemas.openxmlformats.org/drawingml/2006/chart" xmlns:lc="http://schemas.openxmlformats.org/drawingml/2006/lockedCanvas" xmlns:dgm="http://schemas.openxmlformats.org/drawingml/2006/diagram" xmlns:wps="http://schemas.microsoft.com/office/word/2010/wordprocessingShape" xmlns:wpg="http://schemas.microsoft.com/office/word/2010/wordprocessingGroup" xmlns:w14="http://schemas.microsoft.com/office/word/2010/wordml" xmlns:w15="http://schemas.microsoft.com/office/word/2012/wordml" xmlns:w16="http://schemas.microsoft.com/office/word/2018/wordml" xmlns:w16cex="http://schemas.microsoft.com/office/word/2018/wordml/cex" xmlns:w16cid="http://schemas.microsoft.com/office/word/2016/wordml/cid" xmlns="http://schemas.microsoft.com/office/tasks/2019/documenttasks" xmlns:cr="http://schemas.microsoft.com/office/comments/2020/reactions">
-  <w:abstractNum w:abstractNumId="1">
-    <w:lvl w:ilvl="0">
-      <w:start w:val="1"/>
-      <w:numFmt w:val="bullet"/>
-      <w:lvlText w:val="●"/>
-      <w:lvlJc w:val="left"/>
-      <w:pPr>
-        <w:ind w:left="720" w:hanging="360"/>
-      </w:pPr>
-      <w:rPr>
-        <w:u w:val="none"/>
-      </w:rPr>
-    </w:lvl>
-    <w:lvl w:ilvl="1">
-      <w:start w:val="1"/>
-      <w:numFmt w:val="bullet"/>
-      <w:lvlText w:val="○"/>
-      <w:lvlJc w:val="left"/>
-      <w:pPr>
-        <w:ind w:left="1440" w:hanging="360"/>
-      </w:pPr>
-      <w:rPr>
-        <w:u w:val="none"/>
-      </w:rPr>
-    </w:lvl>
-    <w:lvl w:ilvl="2">
-      <w:start w:val="1"/>
-      <w:numFmt w:val="bullet"/>
-      <w:lvlText w:val="■"/>
-      <w:lvlJc w:val="left"/>
-      <w:pPr>
-        <w:ind w:left="2160" w:hanging="360"/>
-      </w:pPr>
-      <w:rPr>
-        <w:u w:val="none"/>
-      </w:rPr>
-    </w:lvl>
-    <w:lvl w:ilvl="3">
-      <w:start w:val="1"/>
-      <w:numFmt w:val="bullet"/>
-      <w:lvlText w:val="●"/>
-      <w:lvlJc w:val="left"/>
-      <w:pPr>
-        <w:ind w:left="2880" w:hanging="360"/>
-      </w:pPr>
-      <w:rPr>
-        <w:u w:val="none"/>
-      </w:rPr>
-    </w:lvl>
-    <w:lvl w:ilvl="4">
-      <w:start w:val="1"/>
-      <w:numFmt w:val="bullet"/>
-      <w:lvlText w:val="○"/>
-      <w:lvlJc w:val="left"/>
-      <w:pPr>
-        <w:ind w:left="3600" w:hanging="360"/>
-      </w:pPr>
-      <w:rPr>
-        <w:u w:val="none"/>
-      </w:rPr>
-    </w:lvl>
-    <w:lvl w:ilvl="5">
-      <w:start w:val="1"/>
-      <w:numFmt w:val="bullet"/>
-      <w:lvlText w:val="■"/>
-      <w:lvlJc w:val="left"/>
-      <w:pPr>
-        <w:ind w:left="4320" w:hanging="360"/>
-      </w:pPr>
-      <w:rPr>
-        <w:u w:val="none"/>
-      </w:rPr>
-    </w:lvl>
-    <w:lvl w:ilvl="6">
-      <w:start w:val="1"/>
-      <w:numFmt w:val="bullet"/>
-      <w:lvlText w:val="●"/>
-      <w:lvlJc w:val="left"/>
-      <w:pPr>
-        <w:ind w:left="5040" w:hanging="360"/>
-      </w:pPr>
-      <w:rPr>
-        <w:u w:val="none"/>
-      </w:rPr>
-    </w:lvl>
-    <w:lvl w:ilvl="7">
-      <w:start w:val="1"/>
-      <w:numFmt w:val="bullet"/>
-      <w:lvlText w:val="○"/>
-      <w:lvlJc w:val="left"/>
-      <w:pPr>
-        <w:ind w:left="5760" w:hanging="360"/>
-      </w:pPr>
-      <w:rPr>
-        <w:u w:val="none"/>
-      </w:rPr>
-    </w:lvl>
-    <w:lvl w:ilvl="8">
-      <w:start w:val="1"/>
-      <w:numFmt w:val="bullet"/>
-      <w:lvlText w:val="■"/>
-      <w:lvlJc w:val="left"/>
-      <w:pPr>
-        <w:ind w:left="6480" w:hanging="360"/>
-      </w:pPr>
-      <w:rPr>
-        <w:u w:val="none"/>
-      </w:rPr>
-    </w:lvl>
-  </w:abstractNum>
-  <w:abstractNum w:abstractNumId="2">
-    <w:lvl w:ilvl="0">
-      <w:start w:val="1"/>
-      <w:numFmt w:val="bullet"/>
-      <w:lvlText w:val="●"/>
-      <w:lvlJc w:val="left"/>
-      <w:pPr>
-        <w:ind w:left="720" w:hanging="360"/>
-      </w:pPr>
-      <w:rPr>
-        <w:u w:val="none"/>
-      </w:rPr>
-    </w:lvl>
-    <w:lvl w:ilvl="1">
-      <w:start w:val="1"/>
-      <w:numFmt w:val="bullet"/>
-      <w:lvlText w:val="○"/>
-      <w:lvlJc w:val="left"/>
-      <w:pPr>
-        <w:ind w:left="1440" w:hanging="360"/>
-      </w:pPr>
-      <w:rPr>
-        <w:u w:val="none"/>
-      </w:rPr>
-    </w:lvl>
-    <w:lvl w:ilvl="2">
-      <w:start w:val="1"/>
-      <w:numFmt w:val="bullet"/>
-      <w:lvlText w:val="■"/>
-      <w:lvlJc w:val="left"/>
-      <w:pPr>
-        <w:ind w:left="2160" w:hanging="360"/>
-      </w:pPr>
-      <w:rPr>
-        <w:u w:val="none"/>
-      </w:rPr>
-    </w:lvl>
-    <w:lvl w:ilvl="3">
-      <w:start w:val="1"/>
-      <w:numFmt w:val="bullet"/>
-      <w:lvlText w:val="●"/>
-      <w:lvlJc w:val="left"/>
-      <w:pPr>
-        <w:ind w:left="2880" w:hanging="360"/>
-      </w:pPr>
-      <w:rPr>
-        <w:u w:val="none"/>
-      </w:rPr>
-    </w:lvl>
-    <w:lvl w:ilvl="4">
-      <w:start w:val="1"/>
-      <w:numFmt w:val="bullet"/>
-      <w:lvlText w:val="○"/>
-      <w:lvlJc w:val="left"/>
-      <w:pPr>
-        <w:ind w:left="3600" w:hanging="360"/>
-      </w:pPr>
-      <w:rPr>
-        <w:u w:val="none"/>
-      </w:rPr>
-    </w:lvl>
-    <w:lvl w:ilvl="5">
-      <w:start w:val="1"/>
-      <w:numFmt w:val="bullet"/>
-      <w:lvlText w:val="■"/>
-      <w:lvlJc w:val="left"/>
-      <w:pPr>
-        <w:ind w:left="4320" w:hanging="360"/>
-      </w:pPr>
-      <w:rPr>
-        <w:u w:val="none"/>
-      </w:rPr>
-    </w:lvl>
-    <w:lvl w:ilvl="6">
-      <w:start w:val="1"/>
-      <w:numFmt w:val="bullet"/>
-      <w:lvlText w:val="●"/>
-      <w:lvlJc w:val="left"/>
-      <w:pPr>
-        <w:ind w:left="5040" w:hanging="360"/>
-      </w:pPr>
-      <w:rPr>
-        <w:u w:val="none"/>
-      </w:rPr>
-    </w:lvl>
-    <w:lvl w:ilvl="7">
-      <w:start w:val="1"/>
-      <w:numFmt w:val="bullet"/>
-      <w:lvlText w:val="○"/>
-      <w:lvlJc w:val="left"/>
-      <w:pPr>
-        <w:ind w:left="5760" w:hanging="360"/>
-      </w:pPr>
-      <w:rPr>
-        <w:u w:val="none"/>
-      </w:rPr>
-    </w:lvl>
-    <w:lvl w:ilvl="8">
-      <w:start w:val="1"/>
-      <w:numFmt w:val="bullet"/>
-      <w:lvlText w:val="■"/>
-      <w:lvlJc w:val="left"/>
-      <w:pPr>
-        <w:ind w:left="6480" w:hanging="360"/>
-      </w:pPr>
-      <w:rPr>
-        <w:u w:val="none"/>
-      </w:rPr>
-    </w:lvl>
-  </w:abstractNum>
-  <w:abstractNum w:abstractNumId="3">
-    <w:lvl w:ilvl="0">
-      <w:start w:val="1"/>
-      <w:numFmt w:val="bullet"/>
-      <w:lvlText w:val="●"/>
-      <w:lvlJc w:val="left"/>
-      <w:pPr>
-        <w:ind w:left="720" w:hanging="360"/>
-      </w:pPr>
-      <w:rPr>
-        <w:u w:val="none"/>
-      </w:rPr>
-    </w:lvl>
-    <w:lvl w:ilvl="1">
-      <w:start w:val="1"/>
-      <w:numFmt w:val="bullet"/>
-      <w:lvlText w:val="○"/>
-      <w:lvlJc w:val="left"/>
-      <w:pPr>
-        <w:ind w:left="1440" w:hanging="360"/>
-      </w:pPr>
-      <w:rPr>
-        <w:u w:val="none"/>
-      </w:rPr>
-    </w:lvl>
-    <w:lvl w:ilvl="2">
-      <w:start w:val="1"/>
-      <w:numFmt w:val="bullet"/>
-      <w:lvlText w:val="■"/>
-      <w:lvlJc w:val="left"/>
-      <w:pPr>
-        <w:ind w:left="2160" w:hanging="360"/>
-      </w:pPr>
-      <w:rPr>
-        <w:u w:val="none"/>
-      </w:rPr>
-    </w:lvl>
-    <w:lvl w:ilvl="3">
-      <w:start w:val="1"/>
-      <w:numFmt w:val="bullet"/>
-      <w:lvlText w:val="●"/>
-      <w:lvlJc w:val="left"/>
-      <w:pPr>
-        <w:ind w:left="2880" w:hanging="360"/>
-      </w:pPr>
-      <w:rPr>
-        <w:u w:val="none"/>
-      </w:rPr>
-    </w:lvl>
-    <w:lvl w:ilvl="4">
-      <w:start w:val="1"/>
-      <w:numFmt w:val="bullet"/>
-      <w:lvlText w:val="○"/>
-      <w:lvlJc w:val="left"/>
-      <w:pPr>
-        <w:ind w:left="3600" w:hanging="360"/>
-      </w:pPr>
-      <w:rPr>
-        <w:u w:val="none"/>
-      </w:rPr>
-    </w:lvl>
-    <w:lvl w:ilvl="5">
-      <w:start w:val="1"/>
-      <w:numFmt w:val="bullet"/>
-      <w:lvlText w:val="■"/>
-      <w:lvlJc w:val="left"/>
-      <w:pPr>
-        <w:ind w:left="4320" w:hanging="360"/>
-      </w:pPr>
-      <w:rPr>
-        <w:u w:val="none"/>
-      </w:rPr>
-    </w:lvl>
-    <w:lvl w:ilvl="6">
-      <w:start w:val="1"/>
-      <w:numFmt w:val="bullet"/>
-      <w:lvlText w:val="●"/>
-      <w:lvlJc w:val="left"/>
-      <w:pPr>
-        <w:ind w:left="5040" w:hanging="360"/>
-      </w:pPr>
-      <w:rPr>
-        <w:u w:val="none"/>
-      </w:rPr>
-    </w:lvl>
-    <w:lvl w:ilvl="7">
-      <w:start w:val="1"/>
-      <w:numFmt w:val="bullet"/>
-      <w:lvlText w:val="○"/>
-      <w:lvlJc w:val="left"/>
-      <w:pPr>
-        <w:ind w:left="5760" w:hanging="360"/>
-      </w:pPr>
-      <w:rPr>
-        <w:u w:val="none"/>
-      </w:rPr>
-    </w:lvl>
-    <w:lvl w:ilvl="8">
-      <w:start w:val="1"/>
-      <w:numFmt w:val="bullet"/>
-      <w:lvlText w:val="■"/>
-      <w:lvlJc w:val="left"/>
-      <w:pPr>
-        <w:ind w:left="6480" w:hanging="360"/>
-      </w:pPr>
-      <w:rPr>
-        <w:u w:val="none"/>
-      </w:rPr>
-    </w:lvl>
-  </w:abstractNum>
-  <w:num w:numId="1">
-    <w:abstractNumId w:val="1"/>
-  </w:num>
-  <w:num w:numId="2">
-    <w:abstractNumId w:val="2"/>
-  </w:num>
-  <w:num w:numId="3">
-    <w:abstractNumId w:val="3"/>
-  </w:num>
-</w:numbering>
+<w:numbering xmlns:mc="http://schemas.openxmlformats.org/markup-compatibility/2006" xmlns:o="urn:schemas-microsoft-com:office:office" xmlns:r="http://schemas.openxmlformats.org/officeDocument/2006/relationships" xmlns:m="http://schemas.openxmlformats.org/officeDocument/2006/math" xmlns:v="urn:schemas-microsoft-com:vml" xmlns:wp="http://schemas.openxmlformats.org/drawingml/2006/wordprocessingDrawing" xmlns:w10="urn:schemas-microsoft-com:office:word" xmlns:w="http://schemas.openxmlformats.org/wordprocessingml/2006/main" xmlns:wne="http://schemas.microsoft.com/office/word/2006/wordml" xmlns:sl="http://schemas.openxmlformats.org/schemaLibrary/2006/main" xmlns:a="http://schemas.openxmlformats.org/drawingml/2006/main" xmlns:pic="http://schemas.openxmlformats.org/drawingml/2006/picture" xmlns:c="http://schemas.openxmlformats.org/drawingml/2006/chart" xmlns:lc="http://schemas.openxmlformats.org/drawingml/2006/lockedCanvas" xmlns:dgm="http://schemas.openxmlformats.org/drawingml/2006/diagram" xmlns:wps="http://schemas.microsoft.com/office/word/2010/wordprocessingShape" xmlns:wpg="http://schemas.microsoft.com/office/word/2010/wordprocessingGroup" xmlns:w14="http://schemas.microsoft.com/office/word/2010/wordml" xmlns:w15="http://schemas.microsoft.com/office/word/2012/wordml" xmlns:w16="http://schemas.microsoft.com/office/word/2018/wordml" xmlns:w16cex="http://schemas.microsoft.com/office/word/2018/wordml/cex" xmlns:w16cid="http://schemas.microsoft.com/office/word/2016/wordml/cid" xmlns="http://schemas.microsoft.com/office/tasks/2019/documenttasks" xmlns:cr="http://schemas.microsoft.com/office/comments/2020/reactions"/>
 </file>
 
 <file path=word/styles.xml><?xml version="1.0" encoding="utf-8"?>
